--- a/memoire-ngoma/livrables/Guide_QualiCode_pour_ce_memoire.docx
+++ b/memoire-ngoma/livrables/Guide_QualiCode_pour_ce_memoire.docx
@@ -649,7 +649,7 @@
           <w:sz w:val="21"/>
           <w:szCs w:val="21"/>
         </w:rPr>
-        <w:t xml:space="preserve">Vous devez voir apparaître, en bas de l'écran : 35 documents · 99 codes · 2 440 segments codés.</w:t>
+        <w:t xml:space="preserve">Vous devez voir apparaître, en bas de l'écran : 35 documents · 102 codes · 2 517 segments codés.</w:t>
       </w:r>
     </w:p>
     <w:p/>
@@ -742,7 +742,7 @@
                 <w:sz w:val="20"/>
                 <w:szCs w:val="20"/>
               </w:rPr>
-              <w:t xml:space="preserve">20 transcriptions d'entretiens + 15 comptes rendus d'observation</w:t>
+              <w:t xml:space="preserve">20 entretiens (notes mises au propre) + 15 comptes rendus d'observation</w:t>
             </w:r>
           </w:p>
         </w:tc>
@@ -791,7 +791,7 @@
                 <w:sz w:val="20"/>
                 <w:szCs w:val="20"/>
               </w:rPr>
-              <w:t xml:space="preserve">99 codes en 11 familles, dont 41 créés en cours de codage</w:t>
+              <w:t xml:space="preserve">102 codes en 11 familles, dont 44 créés en cours de codage</w:t>
             </w:r>
           </w:p>
         </w:tc>
@@ -840,7 +840,7 @@
                 <w:sz w:val="20"/>
                 <w:szCs w:val="20"/>
               </w:rPr>
-              <w:t xml:space="preserve">19 variables de document (qualification, secteur, ancienneté…)</w:t>
+              <w:t xml:space="preserve">18 variables de document (qualification, secteur, ancienneté…)</w:t>
             </w:r>
           </w:p>
         </w:tc>
@@ -938,7 +938,7 @@
                 <w:sz w:val="20"/>
                 <w:szCs w:val="20"/>
               </w:rPr>
-              <w:t xml:space="preserve">19 requêtes sauvegardées (thèmes, extraits citables…)</w:t>
+              <w:t xml:space="preserve">21 requêtes sauvegardées (thèmes, extraits citables…)</w:t>
             </w:r>
           </w:p>
         </w:tc>
@@ -1171,7 +1171,7 @@
           <w:sz w:val="21"/>
           <w:szCs w:val="21"/>
         </w:rPr>
-        <w:t xml:space="preserve">Les mémos suivent les six phases de l'analyse thématique, puis les étapes de rigueur du protocole : contrôle de fidélité des transcriptions, double codage et stabilité intra-codeur, triangulation, vérification des interprétations auprès des participants, suffisance informationnelle, piste d'audit. La note de positionnalité est un MODÈLE D'EXERCICE : ses éléments biographiques viennent du protocole corrigé, ses passages entre crochets sont à préciser, et la note réelle s'écrira à partir de votre propre journal.</w:t>
+        <w:t xml:space="preserve">Les mémos suivent les six phases de l'analyse thématique, puis les étapes de rigueur du protocole : contrôle de fidélité des notes, double codage et stabilité intra-codeur, triangulation, vérification des interprétations auprès des participants, suffisance informationnelle, piste d'audit. La note de positionnalité est un MODÈLE D'EXERCICE : ses éléments biographiques viennent du protocole corrigé, ses passages entre crochets sont à préciser, et la note réelle s'écrira à partir de votre propre journal.</w:t>
       </w:r>
     </w:p>
     <w:p>
@@ -1233,7 +1233,7 @@
           <w:sz w:val="21"/>
           <w:szCs w:val="21"/>
         </w:rPr>
-        <w:t xml:space="preserve">Importer : onglet Importer ▸ Fichiers (DOCX, PDF, TXT, images). QualiCode lit directement les .docx — vos transcriptions n'ont pas besoin d'être converties.</w:t>
+        <w:t xml:space="preserve">Importer : onglet Importer ▸ Fichiers (DOCX, PDF, TXT, images). QualiCode lit directement les .docx — vos notes mises au propre n'ont pas besoin d'être converties.</w:t>
       </w:r>
     </w:p>
     <w:p>
@@ -1424,7 +1424,7 @@
                 <w:sz w:val="20"/>
                 <w:szCs w:val="20"/>
               </w:rPr>
-              <w:t xml:space="preserve">Dans le projet d'exercice, les 41 codes nés du matériau portent la mention « [inductif] » dans leur intitulé — « [inductif, vague 2] » pour ceux que la seconde vague a fait naître. Ce n'est pas une coquetterie : c'est la trace qui permet au jury de vérifier que la grille est restée ouverte, comme l'annonce le § 4.2.6.</w:t>
+              <w:t xml:space="preserve">Dans le projet d'exercice, les 44 codes nés du matériau portent la mention « [inductif] » dans leur intitulé — « [inductif, vague 2] » pour ceux que la seconde vague a fait naître. Ce n'est pas une coquetterie : c'est la trace qui permet au jury de vérifier que la grille est restée ouverte, comme l'annonce le § 4.2.6.</w:t>
             </w:r>
           </w:p>
           <w:p>
@@ -2107,7 +2107,7 @@
                 <w:sz w:val="20"/>
                 <w:szCs w:val="20"/>
               </w:rPr>
-              <w:t xml:space="preserve">Sur le projet d'exercice, κ = 0,869 entre les deux codeurs (3 entretiens) et 0,958 pour la stabilité intra-codeur (3 entretiens recodés par le même codeur, étiquette C1b) — « accord presque parfait » selon Landis et Koch. Ces chiffres sont pourtant optimistes, et il faut savoir l'expliquer.</w:t>
+              <w:t xml:space="preserve">Sur le projet d'exercice, κ = 0,850 entre les deux codeurs (3 entretiens) et 0,955 pour la stabilité intra-codeur (3 entretiens recodés par le même codeur, étiquette C1b) — « accord presque parfait » selon Landis et Koch. Ces chiffres sont pourtant optimistes, et il faut savoir l'expliquer.</w:t>
             </w:r>
           </w:p>
           <w:p>
@@ -2480,7 +2480,7 @@
         <w:pStyle w:val="Heading1"/>
       </w:pPr>
       <w:r>
-        <w:t xml:space="preserve">7. Une phrase du protocole à corriger</w:t>
+        <w:t xml:space="preserve">7. Le logiciel dans le protocole</w:t>
       </w:r>
     </w:p>
     <w:tbl>
@@ -2519,7 +2519,7 @@
                 <w:sz w:val="22"/>
                 <w:szCs w:val="22"/>
               </w:rPr>
-              <w:t xml:space="preserve">§ 4.2.6 nomme NVivo, pas QualiCode</w:t>
+              <w:t xml:space="preserve">§ 4.2.6 du protocole révisé : QualiCode</w:t>
             </w:r>
           </w:p>
           <w:p>
@@ -2531,7 +2531,7 @@
                 <w:sz w:val="20"/>
                 <w:szCs w:val="20"/>
               </w:rPr>
-              <w:t xml:space="preserve">Votre protocole indique : « Les transcriptions sont importées dans NVivo, outil de gestion, de codage et de traçabilité ; la méthode d'analyse demeure l'analyse thématique. »</w:t>
+              <w:t xml:space="preserve">Le protocole révisé du 3 octobre 2026 indique : « Les notes mises au propre et traduites sont importées dans QualiCode, logiciel d'analyse qualitative en accès libre, outil de gestion, de codage et de traçabilité, avec export au format d'échange REFI-QDA ; la méthode d'analyse demeure l'analyse thématique. »</w:t>
             </w:r>
           </w:p>
           <w:p>
@@ -2543,7 +2543,7 @@
                 <w:sz w:val="20"/>
                 <w:szCs w:val="20"/>
               </w:rPr>
-              <w:t xml:space="preserve">Si vous conduisez l'analyse dans QualiCode, cette phrase devient inexacte. Le chapitre Méthodes doit décrire ce que vous avez réellement fait : un jury vérifie cette correspondance.</w:t>
+              <w:t xml:space="preserve">Le chapitre Méthodes doit décrire ce que vous avez réellement fait : un jury vérifie cette correspondance.</w:t>
             </w:r>
           </w:p>
           <w:p>
@@ -2555,19 +2555,7 @@
                 <w:sz w:val="20"/>
                 <w:szCs w:val="20"/>
               </w:rPr>
-              <w:t xml:space="preserve">Formulation possible : « Les transcriptions sont importées dans un logiciel d'analyse qualitative assistée par ordinateur (QualiCode), utilisé comme outil de gestion, de codage et de traçabilité ; la méthode d'analyse demeure l'analyse thématique. Le projet est exporté au format d'échange REFI-QDA, ce qui garantit sa lisibilité par les logiciels du domaine et la conservation des matériaux prévue au § 4.2.7. »</w:t>
-            </w:r>
-          </w:p>
-          <w:p>
-            <w:pPr>
-              <w:spacing w:before="60"/>
-            </w:pPr>
-            <w:r>
-              <w:rPr>
-                <w:sz w:val="20"/>
-                <w:szCs w:val="20"/>
-              </w:rPr>
-              <w:t xml:space="preserve">Faites valider ce changement par votre directrice de mémoire avant dépôt.</w:t>
+              <w:t xml:space="preserve">Faites valider ce changement (NVivo remplacé par QualiCode) par votre directrice de mémoire avant dépôt.</w:t>
             </w:r>
           </w:p>
         </w:tc>
@@ -2605,7 +2593,7 @@
           <w:sz w:val="21"/>
           <w:szCs w:val="21"/>
         </w:rPr>
-        <w:t xml:space="preserve">Sur le projet d'exercice, l'aller-retour a été vérifié : les 35 documents, 99 codes et 2 440 segments reviennent intacts, sans qu'aucune borne de codage ne bouge. Vous n'êtes donc enfermé nulle part — argument utile si un membre du jury s'inquiète du choix de l'outil.</w:t>
+        <w:t xml:space="preserve">Sur le projet d'exercice, l'aller-retour a été vérifié : les 35 documents, 102 codes et 2 517 segments reviennent intacts, sans qu'aucune borne de codage ne bouge. Vous n'êtes donc enfermé nulle part — argument utile si un membre du jury s'inquiète du choix de l'outil.</w:t>
       </w:r>
     </w:p>
     <w:p>
@@ -2969,7 +2957,7 @@
                 <w:sz w:val="20"/>
                 <w:szCs w:val="20"/>
               </w:rPr>
-              <w:t xml:space="preserve">Importer la transcription, saisir les variables, écrire le journal de bord</w:t>
+              <w:t xml:space="preserve">Importer les notes mises au propre, saisir les variables, écrire le journal de bord</w:t>
             </w:r>
           </w:p>
         </w:tc>
@@ -3395,7 +3383,7 @@
                 <w:sz w:val="20"/>
                 <w:szCs w:val="20"/>
               </w:rPr>
-              <w:t xml:space="preserve">Exporter en REFI-QDA et archiver avec les transcriptions</w:t>
+              <w:t xml:space="preserve">Exporter en REFI-QDA et archiver avec les notes d'entretien</w:t>
             </w:r>
           </w:p>
         </w:tc>
@@ -3445,7 +3433,7 @@
           <w:sz w:val="21"/>
           <w:szCs w:val="21"/>
         </w:rPr>
-        <w:t xml:space="preserve">Il est facile, après quelques heures passées dans ces transcriptions, de se mettre à penser avec elles. Ce serait une erreur, et elle serait coûteuse.</w:t>
+        <w:t xml:space="preserve">Il est facile, après quelques heures passées dans ces entretiens, de se mettre à penser avec elles. Ce serait une erreur, et elle serait coûteuse.</w:t>
       </w:r>
     </w:p>
     <w:p>

--- a/memoire-ngoma/livrables/Guide_QualiCode_pour_ce_memoire.docx
+++ b/memoire-ngoma/livrables/Guide_QualiCode_pour_ce_memoire.docx
@@ -2519,7 +2519,7 @@
                 <w:sz w:val="22"/>
                 <w:szCs w:val="22"/>
               </w:rPr>
-              <w:t xml:space="preserve">§ 4.2.6 du protocole révisé : QualiCode</w:t>
+              <w:t xml:space="preserve">§ 4.2.6 : le protocole et le mémoire nomment NVivo</w:t>
             </w:r>
           </w:p>
           <w:p>
@@ -2531,7 +2531,7 @@
                 <w:sz w:val="20"/>
                 <w:szCs w:val="20"/>
               </w:rPr>
-              <w:t xml:space="preserve">Le protocole révisé du 3 octobre 2026 indique : « Les notes mises au propre et traduites sont importées dans QualiCode, logiciel d'analyse qualitative en accès libre, outil de gestion, de codage et de traçabilité, avec export au format d'échange REFI-QDA ; la méthode d'analyse demeure l'analyse thématique. »</w:t>
+              <w:t xml:space="preserve">Décision de l'auteur (3 octobre 2026) : NVivo reste le logiciel nommé dans tous les documents du travail. QualiCode fonctionne comme NVivo, mais n'a pas d'homologation scientifique ; il sert ici à l'entraînement.</w:t>
             </w:r>
           </w:p>
           <w:p>
@@ -2543,7 +2543,7 @@
                 <w:sz w:val="20"/>
                 <w:szCs w:val="20"/>
               </w:rPr>
-              <w:t xml:space="preserve">Le chapitre Méthodes doit décrire ce que vous avez réellement fait : un jury vérifie cette correspondance.</w:t>
+              <w:t xml:space="preserve">Le protocole indique : « Les notes mises au propre et traduites sont importées dans NVivo, outil de gestion, de codage et de traçabilité ; la méthode d'analyse demeure l'analyse thématique. »</w:t>
             </w:r>
           </w:p>
           <w:p>
@@ -2555,7 +2555,7 @@
                 <w:sz w:val="20"/>
                 <w:szCs w:val="20"/>
               </w:rPr>
-              <w:t xml:space="preserve">Faites valider ce changement (NVivo remplacé par QualiCode) par votre directrice de mémoire avant dépôt.</w:t>
+              <w:t xml:space="preserve">Le chapitre Méthodes doit décrire ce qui a réellement été fait : conduisez donc l'analyse réelle dans NVivo, ou transférez-y le projet par l'export REFI-QDA (ci-dessous) avant l'analyse et l'archivage.</w:t>
             </w:r>
           </w:p>
         </w:tc>
